--- a/241_Cистемний аналіз та проектування інформаційних систем (r11).docx
+++ b/241_Cистемний аналіз та проектування інформаційних систем (r11).docx
@@ -91,19 +91,6 @@
     </w:p>
     <w:p>
       <w:pPr>
-        <w:ind w:left="2880" w:firstLine="720"/>
-        <w:rPr>
-          <w:rFonts w:ascii="Comic Sans MS" w:hAnsi="Comic Sans MS"/>
-          <w:b/>
-          <w:bCs/>
-          <w:sz w:val="36"/>
-          <w:szCs w:val="36"/>
-          <w:lang w:val="uk-UA"/>
-        </w:rPr>
-      </w:pPr>
-    </w:p>
-    <w:p>
-      <w:pPr>
         <w:jc w:val="center"/>
         <w:rPr>
           <w:rFonts w:ascii="Comic Sans MS" w:hAnsi="Comic Sans MS"/>
@@ -135,16 +122,6 @@
         </w:rPr>
         <w:t>.</w:t>
       </w:r>
-    </w:p>
-    <w:p>
-      <w:pPr>
-        <w:ind w:firstLine="720"/>
-        <w:rPr>
-          <w:rFonts w:ascii="Comic Sans MS" w:eastAsia="Comic Sans MS" w:hAnsi="Comic Sans MS" w:cs="Comic Sans MS"/>
-          <w:sz w:val="28"/>
-          <w:szCs w:val="28"/>
-        </w:rPr>
-      </w:pPr>
     </w:p>
     <w:p>
       <w:pPr>
@@ -556,7 +533,97 @@
           <w:sz w:val="30"/>
           <w:szCs w:val="30"/>
         </w:rPr>
-        <w:t xml:space="preserve"> API будуть організовані ієрархічно. Наприклад, для отримання записів </w:t>
+        <w:t xml:space="preserve"> API будуть організовані ієрархічно. Наприклад, для отримання записів робочого часу конкретного працівника можна використати умовний шлях </w:t>
+      </w:r>
+      <w:proofErr w:type="spellStart"/>
+      <w:r>
+        <w:rPr>
+          <w:rFonts w:ascii="Comic Sans MS" w:eastAsia="Comic Sans MS" w:hAnsi="Comic Sans MS" w:cs="Comic Sans MS"/>
+          <w:sz w:val="30"/>
+          <w:szCs w:val="30"/>
+        </w:rPr>
+        <w:t>шлях</w:t>
+      </w:r>
+      <w:proofErr w:type="spellEnd"/>
+      <w:r>
+        <w:rPr>
+          <w:rFonts w:ascii="Comic Sans MS" w:eastAsia="Comic Sans MS" w:hAnsi="Comic Sans MS" w:cs="Comic Sans MS"/>
+          <w:sz w:val="30"/>
+          <w:szCs w:val="30"/>
+        </w:rPr>
+        <w:t xml:space="preserve"> /</w:t>
+      </w:r>
+      <w:proofErr w:type="spellStart"/>
+      <w:r>
+        <w:rPr>
+          <w:rFonts w:ascii="Comic Sans MS" w:eastAsia="Comic Sans MS" w:hAnsi="Comic Sans MS" w:cs="Comic Sans MS"/>
+          <w:sz w:val="30"/>
+          <w:szCs w:val="30"/>
+        </w:rPr>
+        <w:t>api</w:t>
+      </w:r>
+      <w:proofErr w:type="spellEnd"/>
+      <w:r>
+        <w:rPr>
+          <w:rFonts w:ascii="Comic Sans MS" w:eastAsia="Comic Sans MS" w:hAnsi="Comic Sans MS" w:cs="Comic Sans MS"/>
+          <w:sz w:val="30"/>
+          <w:szCs w:val="30"/>
+        </w:rPr>
+        <w:t xml:space="preserve">/v1/ </w:t>
+      </w:r>
+      <w:proofErr w:type="spellStart"/>
+      <w:r>
+        <w:rPr>
+          <w:rFonts w:ascii="Comic Sans MS" w:eastAsia="Comic Sans MS" w:hAnsi="Comic Sans MS" w:cs="Comic Sans MS"/>
+          <w:sz w:val="30"/>
+          <w:szCs w:val="30"/>
+        </w:rPr>
+        <w:t>employees</w:t>
+      </w:r>
+      <w:proofErr w:type="spellEnd"/>
+      <w:r>
+        <w:rPr>
+          <w:rFonts w:ascii="Comic Sans MS" w:eastAsia="Comic Sans MS" w:hAnsi="Comic Sans MS" w:cs="Comic Sans MS"/>
+          <w:sz w:val="30"/>
+          <w:szCs w:val="30"/>
+        </w:rPr>
+        <w:t>/{</w:t>
+      </w:r>
+      <w:proofErr w:type="spellStart"/>
+      <w:r>
+        <w:rPr>
+          <w:rFonts w:ascii="Comic Sans MS" w:eastAsia="Comic Sans MS" w:hAnsi="Comic Sans MS" w:cs="Comic Sans MS"/>
+          <w:sz w:val="30"/>
+          <w:szCs w:val="30"/>
+        </w:rPr>
+        <w:t>employeeId</w:t>
+      </w:r>
+      <w:proofErr w:type="spellEnd"/>
+      <w:r>
+        <w:rPr>
+          <w:rFonts w:ascii="Comic Sans MS" w:eastAsia="Comic Sans MS" w:hAnsi="Comic Sans MS" w:cs="Comic Sans MS"/>
+          <w:sz w:val="30"/>
+          <w:szCs w:val="30"/>
+        </w:rPr>
+        <w:t xml:space="preserve">}/ </w:t>
+      </w:r>
+      <w:proofErr w:type="spellStart"/>
+      <w:r>
+        <w:rPr>
+          <w:rFonts w:ascii="Comic Sans MS" w:eastAsia="Comic Sans MS" w:hAnsi="Comic Sans MS" w:cs="Comic Sans MS"/>
+          <w:sz w:val="30"/>
+          <w:szCs w:val="30"/>
+        </w:rPr>
+        <w:t>timerecords</w:t>
+      </w:r>
+      <w:proofErr w:type="spellEnd"/>
+      <w:r>
+        <w:rPr>
+          <w:rFonts w:ascii="Comic Sans MS" w:eastAsia="Comic Sans MS" w:hAnsi="Comic Sans MS" w:cs="Comic Sans MS"/>
+          <w:sz w:val="30"/>
+          <w:szCs w:val="30"/>
+        </w:rPr>
+        <w:t xml:space="preserve">, що явно вказує на зв'язок між працівником та </w:t>
       </w:r>
       <w:r>
         <w:rPr>
@@ -565,97 +632,7 @@
           <w:szCs w:val="30"/>
         </w:rPr>
         <w:lastRenderedPageBreak/>
-        <w:t xml:space="preserve">робочого часу конкретного працівника можна використати умовний шлях </w:t>
-      </w:r>
-      <w:proofErr w:type="spellStart"/>
-      <w:r>
-        <w:rPr>
-          <w:rFonts w:ascii="Comic Sans MS" w:eastAsia="Comic Sans MS" w:hAnsi="Comic Sans MS" w:cs="Comic Sans MS"/>
-          <w:sz w:val="30"/>
-          <w:szCs w:val="30"/>
-        </w:rPr>
-        <w:t>шлях</w:t>
-      </w:r>
-      <w:proofErr w:type="spellEnd"/>
-      <w:r>
-        <w:rPr>
-          <w:rFonts w:ascii="Comic Sans MS" w:eastAsia="Comic Sans MS" w:hAnsi="Comic Sans MS" w:cs="Comic Sans MS"/>
-          <w:sz w:val="30"/>
-          <w:szCs w:val="30"/>
-        </w:rPr>
-        <w:t xml:space="preserve"> /</w:t>
-      </w:r>
-      <w:proofErr w:type="spellStart"/>
-      <w:r>
-        <w:rPr>
-          <w:rFonts w:ascii="Comic Sans MS" w:eastAsia="Comic Sans MS" w:hAnsi="Comic Sans MS" w:cs="Comic Sans MS"/>
-          <w:sz w:val="30"/>
-          <w:szCs w:val="30"/>
-        </w:rPr>
-        <w:t>api</w:t>
-      </w:r>
-      <w:proofErr w:type="spellEnd"/>
-      <w:r>
-        <w:rPr>
-          <w:rFonts w:ascii="Comic Sans MS" w:eastAsia="Comic Sans MS" w:hAnsi="Comic Sans MS" w:cs="Comic Sans MS"/>
-          <w:sz w:val="30"/>
-          <w:szCs w:val="30"/>
-        </w:rPr>
-        <w:t xml:space="preserve">/v1/ </w:t>
-      </w:r>
-      <w:proofErr w:type="spellStart"/>
-      <w:r>
-        <w:rPr>
-          <w:rFonts w:ascii="Comic Sans MS" w:eastAsia="Comic Sans MS" w:hAnsi="Comic Sans MS" w:cs="Comic Sans MS"/>
-          <w:sz w:val="30"/>
-          <w:szCs w:val="30"/>
-        </w:rPr>
-        <w:t>employees</w:t>
-      </w:r>
-      <w:proofErr w:type="spellEnd"/>
-      <w:r>
-        <w:rPr>
-          <w:rFonts w:ascii="Comic Sans MS" w:eastAsia="Comic Sans MS" w:hAnsi="Comic Sans MS" w:cs="Comic Sans MS"/>
-          <w:sz w:val="30"/>
-          <w:szCs w:val="30"/>
-        </w:rPr>
-        <w:t>/{</w:t>
-      </w:r>
-      <w:proofErr w:type="spellStart"/>
-      <w:r>
-        <w:rPr>
-          <w:rFonts w:ascii="Comic Sans MS" w:eastAsia="Comic Sans MS" w:hAnsi="Comic Sans MS" w:cs="Comic Sans MS"/>
-          <w:sz w:val="30"/>
-          <w:szCs w:val="30"/>
-        </w:rPr>
-        <w:t>employeeId</w:t>
-      </w:r>
-      <w:proofErr w:type="spellEnd"/>
-      <w:r>
-        <w:rPr>
-          <w:rFonts w:ascii="Comic Sans MS" w:eastAsia="Comic Sans MS" w:hAnsi="Comic Sans MS" w:cs="Comic Sans MS"/>
-          <w:sz w:val="30"/>
-          <w:szCs w:val="30"/>
-        </w:rPr>
-        <w:t xml:space="preserve">}/ </w:t>
-      </w:r>
-      <w:proofErr w:type="spellStart"/>
-      <w:r>
-        <w:rPr>
-          <w:rFonts w:ascii="Comic Sans MS" w:eastAsia="Comic Sans MS" w:hAnsi="Comic Sans MS" w:cs="Comic Sans MS"/>
-          <w:sz w:val="30"/>
-          <w:szCs w:val="30"/>
-        </w:rPr>
-        <w:t>timerecords</w:t>
-      </w:r>
-      <w:proofErr w:type="spellEnd"/>
-      <w:r>
-        <w:rPr>
-          <w:rFonts w:ascii="Comic Sans MS" w:eastAsia="Comic Sans MS" w:hAnsi="Comic Sans MS" w:cs="Comic Sans MS"/>
-          <w:sz w:val="30"/>
-          <w:szCs w:val="30"/>
-        </w:rPr>
-        <w:t xml:space="preserve">, що явно вказує на зв'язок між працівником та його записами часу. </w:t>
+        <w:t xml:space="preserve">його записами часу. </w:t>
       </w:r>
       <w:r>
         <w:rPr>
